--- a/Modelos/AP/FATEC/Declaração_fiscal_FATEC.docx
+++ b/Modelos/AP/FATEC/Declaração_fiscal_FATEC.docx
@@ -1205,16 +1205,27 @@
         <w:spacing w:line="360" w:lineRule="auto"/>
         <w:jc w:val="right"/>
       </w:pPr>
+      <w:proofErr w:type="gramStart"/>
       <w:r>
         <w:t xml:space="preserve">{{ </w:t>
       </w:r>
       <w:proofErr w:type="spellStart"/>
       <w:r>
-        <w:t>nome_fiscal</w:t>
+        <w:t>nome</w:t>
+      </w:r>
+      <w:proofErr w:type="gramEnd"/>
+      <w:r>
+        <w:t>_fiscal</w:t>
       </w:r>
       <w:proofErr w:type="spellEnd"/>
       <w:r>
-        <w:t xml:space="preserve"> }} {{ </w:t>
+        <w:t xml:space="preserve"> }} </w:t>
+      </w:r>
+      <w:r>
+        <w:br/>
+      </w:r>
+      <w:r>
+        <w:t xml:space="preserve">{{ </w:t>
       </w:r>
       <w:proofErr w:type="spellStart"/>
       <w:r>
@@ -1244,9 +1255,6 @@
       </w:pPr>
       <w:bookmarkStart w:id="0" w:name="_GoBack"/>
       <w:bookmarkEnd w:id="0"/>
-      <w:r>
-        <w:t>Incluir Carimbo ou nome e matrícula</w:t>
-      </w:r>
     </w:p>
     <w:sectPr>
       <w:type w:val="continuous"/>

--- a/Modelos/AP/FATEC/Declaração_fiscal_FATEC.docx
+++ b/Modelos/AP/FATEC/Declaração_fiscal_FATEC.docx
@@ -1205,17 +1205,15 @@
         <w:spacing w:line="360" w:lineRule="auto"/>
         <w:jc w:val="right"/>
       </w:pPr>
-      <w:proofErr w:type="gramStart"/>
+      <w:r>
+        <w:t xml:space="preserve">NOME: </w:t>
+      </w:r>
       <w:r>
         <w:t xml:space="preserve">{{ </w:t>
       </w:r>
       <w:proofErr w:type="spellStart"/>
       <w:r>
-        <w:t>nome</w:t>
-      </w:r>
-      <w:proofErr w:type="gramEnd"/>
-      <w:r>
-        <w:t>_fiscal</w:t>
+        <w:t>nome_fiscal</w:t>
       </w:r>
       <w:proofErr w:type="spellEnd"/>
       <w:r>
@@ -1224,6 +1222,11 @@
       <w:r>
         <w:br/>
       </w:r>
+      <w:r>
+        <w:t xml:space="preserve">SIAPE: </w:t>
+      </w:r>
+      <w:bookmarkStart w:id="0" w:name="_GoBack"/>
+      <w:bookmarkEnd w:id="0"/>
       <w:r>
         <w:t xml:space="preserve">{{ </w:t>
       </w:r>
@@ -1253,8 +1256,6 @@
         <w:spacing w:line="360" w:lineRule="auto"/>
         <w:jc w:val="right"/>
       </w:pPr>
-      <w:bookmarkStart w:id="0" w:name="_GoBack"/>
-      <w:bookmarkEnd w:id="0"/>
     </w:p>
     <w:sectPr>
       <w:type w:val="continuous"/>
